--- a/word doc/MLDP Program Codes Submission Declaration.docx
+++ b/word doc/MLDP Program Codes Submission Declaration.docx
@@ -574,11 +574,12 @@
                 <w:rFonts w:ascii="Arial Nova" w:hAnsi="Arial Nova"/>
                 <w:b/>
                 <w:bCs/>
+                <w:noProof/>
                 <w:sz w:val="28"/>
                 <w:szCs w:val="28"/>
               </w:rPr>
               <w:drawing>
-                <wp:inline distT="0" distB="0" distL="0" distR="0" wp14:anchorId="43C5C8AE" wp14:editId="56B55FEC">
+                <wp:inline distT="0" distB="0" distL="0" distR="0" wp14:anchorId="43C5C8AE" wp14:editId="22DC57CB">
                   <wp:extent cx="2082800" cy="1339850"/>
                   <wp:effectExtent l="0" t="0" r="0" b="0"/>
                   <wp:docPr id="578706523" name="Picture 2"/>
@@ -1452,6 +1453,15 @@
                 <w:rFonts w:ascii="Arial" w:hAnsi="Arial" w:cs="Arial"/>
               </w:rPr>
             </w:pPr>
+            <w:hyperlink r:id="rId6" w:history="1">
+              <w:r>
+                <w:rPr>
+                  <w:rStyle w:val="Hyperlink"/>
+                  <w:rFonts w:ascii="Arial" w:hAnsi="Arial" w:cs="Arial"/>
+                </w:rPr>
+                <w:t>https://www.kaggle.com/datasets/redwankarimsony/heart-disease-data/data</w:t>
+              </w:r>
+            </w:hyperlink>
           </w:p>
         </w:tc>
       </w:tr>
@@ -1488,6 +1498,15 @@
                 <w:rFonts w:ascii="Arial" w:hAnsi="Arial" w:cs="Arial"/>
               </w:rPr>
             </w:pPr>
+            <w:hyperlink r:id="rId7" w:history="1">
+              <w:r>
+                <w:rPr>
+                  <w:rStyle w:val="Hyperlink"/>
+                  <w:rFonts w:ascii="Arial" w:hAnsi="Arial" w:cs="Arial"/>
+                </w:rPr>
+                <w:t>https://github.com/pjjwen/mldp2026.git</w:t>
+              </w:r>
+            </w:hyperlink>
           </w:p>
         </w:tc>
       </w:tr>
@@ -1534,6 +1553,15 @@
                 <w:rFonts w:ascii="Arial" w:hAnsi="Arial" w:cs="Arial"/>
               </w:rPr>
             </w:pPr>
+            <w:hyperlink r:id="rId8" w:history="1">
+              <w:r>
+                <w:rPr>
+                  <w:rStyle w:val="Hyperlink"/>
+                  <w:rFonts w:ascii="Arial" w:hAnsi="Arial" w:cs="Arial"/>
+                </w:rPr>
+                <w:t>https://mldp2026-nnf3sm56t5mxkpuf6dj7qb.streamlit.app/</w:t>
+              </w:r>
+            </w:hyperlink>
           </w:p>
         </w:tc>
       </w:tr>
@@ -2599,6 +2627,7 @@
   <w:style w:type="character" w:default="1" w:styleId="DefaultParagraphFont">
     <w:name w:val="Default Paragraph Font"/>
     <w:uiPriority w:val="1"/>
+    <w:semiHidden/>
     <w:unhideWhenUsed/>
   </w:style>
   <w:style w:type="table" w:default="1" w:styleId="TableNormal">
@@ -2936,6 +2965,29 @@
         <w:insideV w:val="single" w:sz="4" w:space="0" w:color="auto"/>
       </w:tblBorders>
     </w:tblPr>
+  </w:style>
+  <w:style w:type="character" w:styleId="Hyperlink">
+    <w:name w:val="Hyperlink"/>
+    <w:basedOn w:val="DefaultParagraphFont"/>
+    <w:uiPriority w:val="99"/>
+    <w:unhideWhenUsed/>
+    <w:rsid w:val="000F71B9"/>
+    <w:rPr>
+      <w:color w:val="467886" w:themeColor="hyperlink"/>
+      <w:u w:val="single"/>
+    </w:rPr>
+  </w:style>
+  <w:style w:type="character" w:styleId="UnresolvedMention">
+    <w:name w:val="Unresolved Mention"/>
+    <w:basedOn w:val="DefaultParagraphFont"/>
+    <w:uiPriority w:val="99"/>
+    <w:semiHidden/>
+    <w:unhideWhenUsed/>
+    <w:rsid w:val="000F71B9"/>
+    <w:rPr>
+      <w:color w:val="605E5C"/>
+      <w:shd w:val="clear" w:color="auto" w:fill="E1DFDD"/>
+    </w:rPr>
   </w:style>
 </w:styles>
 </file>
